--- a/backend/templates/termo_garantia.docx
+++ b/backend/templates/termo_garantia.docx
@@ -411,7 +411,7 @@
           <w:szCs w:val="20"/>
           <w:lang w:val="pt-BR"/>
         </w:rPr>
-        <w:t>{{CPF}}</w:t>
+        <w:t>{{{CPF}}}</w:t>
       </w:r>
       <w:r>
         <w:rPr>
@@ -2683,7 +2683,7 @@
         <w:rPr>
           <w:lang w:val="pt-BR"/>
         </w:rPr>
-        <w:t>{{CPF}}</w:t>
+        <w:t>{{{CPF}}}</w:t>
       </w:r>
     </w:p>
     <w:p>

--- a/backend/templates/termo_garantia.docx
+++ b/backend/templates/termo_garantia.docx
@@ -346,25 +346,7 @@
           <w:szCs w:val="20"/>
           <w:lang w:val="pt-BR"/>
         </w:rPr>
-        <w:t xml:space="preserve">EU, </w:t>
-      </w:r>
-      <w:r>
-        <w:rPr>
-          <w:rFonts w:asciiTheme="majorHAnsi" w:hAnsiTheme="majorHAnsi" w:cstheme="majorHAnsi"/>
-          <w:sz w:val="20"/>
-          <w:szCs w:val="20"/>
-          <w:lang w:val="pt-BR"/>
-        </w:rPr>
-        <w:t>{{Nome do Cliente}}</w:t>
-      </w:r>
-      <w:r>
-        <w:rPr>
-          <w:rFonts w:asciiTheme="majorHAnsi" w:hAnsiTheme="majorHAnsi" w:cstheme="majorHAnsi"/>
-          <w:sz w:val="20"/>
-          <w:szCs w:val="20"/>
-          <w:lang w:val="pt-BR"/>
-        </w:rPr>
-        <w:t xml:space="preserve">, </w:t>
+        <w:t xml:space="preserve">EU, {{Nome do Cliente}}, </w:t>
       </w:r>
     </w:p>
     <w:p>
@@ -384,43 +366,7 @@
           <w:szCs w:val="20"/>
           <w:lang w:val="pt-BR"/>
         </w:rPr>
-        <w:t xml:space="preserve">RG n. </w:t>
-      </w:r>
-      <w:r>
-        <w:rPr>
-          <w:rFonts w:asciiTheme="majorHAnsi" w:hAnsiTheme="majorHAnsi" w:cstheme="majorHAnsi"/>
-          <w:sz w:val="20"/>
-          <w:szCs w:val="20"/>
-          <w:lang w:val="pt-BR"/>
-        </w:rPr>
-        <w:t>{{RG}}</w:t>
-      </w:r>
-      <w:r>
-        <w:rPr>
-          <w:rFonts w:asciiTheme="majorHAnsi" w:hAnsiTheme="majorHAnsi" w:cstheme="majorHAnsi"/>
-          <w:sz w:val="20"/>
-          <w:szCs w:val="20"/>
-          <w:lang w:val="pt-BR"/>
-        </w:rPr>
-        <w:t xml:space="preserve">, CPF/MF n. </w:t>
-      </w:r>
-      <w:r>
-        <w:rPr>
-          <w:rFonts w:asciiTheme="majorHAnsi" w:hAnsiTheme="majorHAnsi" w:cstheme="majorHAnsi"/>
-          <w:sz w:val="20"/>
-          <w:szCs w:val="20"/>
-          <w:lang w:val="pt-BR"/>
-        </w:rPr>
-        <w:t>{{{CPF}}}</w:t>
-      </w:r>
-      <w:r>
-        <w:rPr>
-          <w:rFonts w:asciiTheme="majorHAnsi" w:hAnsiTheme="majorHAnsi" w:cstheme="majorHAnsi"/>
-          <w:sz w:val="20"/>
-          <w:szCs w:val="20"/>
-          <w:lang w:val="pt-BR"/>
-        </w:rPr>
-        <w:t>,</w:t>
+        <w:t xml:space="preserve">RG n. {{RG}}, CPF/MF n. {{{CPF}}},</w:t>
       </w:r>
     </w:p>
     <w:p>
@@ -433,7 +379,6 @@
           <w:lang w:val="pt-BR"/>
         </w:rPr>
       </w:pPr>
-      <w:proofErr w:type="spellStart"/>
       <w:r>
         <w:rPr>
           <w:rFonts w:asciiTheme="majorHAnsi" w:hAnsiTheme="majorHAnsi" w:cstheme="majorHAnsi"/>
@@ -441,64 +386,7 @@
           <w:szCs w:val="20"/>
           <w:lang w:val="pt-BR"/>
         </w:rPr>
-        <w:t>Endereco</w:t>
-      </w:r>
-      <w:proofErr w:type="spellEnd"/>
-      <w:r>
-        <w:rPr>
-          <w:rFonts w:asciiTheme="majorHAnsi" w:hAnsiTheme="majorHAnsi" w:cstheme="majorHAnsi"/>
-          <w:sz w:val="20"/>
-          <w:szCs w:val="20"/>
-          <w:lang w:val="pt-BR"/>
-        </w:rPr>
-        <w:t xml:space="preserve">: </w:t>
-      </w:r>
-      <w:r>
-        <w:rPr>
-          <w:rFonts w:asciiTheme="majorHAnsi" w:hAnsiTheme="majorHAnsi" w:cstheme="majorHAnsi"/>
-          <w:sz w:val="20"/>
-          <w:szCs w:val="20"/>
-          <w:lang w:val="pt-BR"/>
-        </w:rPr>
-        <w:t>{{Rua/</w:t>
-      </w:r>
-      <w:proofErr w:type="spellStart"/>
-      <w:r>
-        <w:rPr>
-          <w:rFonts w:asciiTheme="majorHAnsi" w:hAnsiTheme="majorHAnsi" w:cstheme="majorHAnsi"/>
-          <w:sz w:val="20"/>
-          <w:szCs w:val="20"/>
-          <w:lang w:val="pt-BR"/>
-        </w:rPr>
-        <w:t>Av</w:t>
-      </w:r>
-      <w:proofErr w:type="spellEnd"/>
-      <w:r>
-        <w:rPr>
-          <w:rFonts w:asciiTheme="majorHAnsi" w:hAnsiTheme="majorHAnsi" w:cstheme="majorHAnsi"/>
-          <w:sz w:val="20"/>
-          <w:szCs w:val="20"/>
-          <w:lang w:val="pt-BR"/>
-        </w:rPr>
-        <w:t xml:space="preserve">}}, {{Número}}, </w:t>
-      </w:r>
-      <w:r>
-        <w:rPr>
-          <w:rFonts w:asciiTheme="majorHAnsi" w:hAnsiTheme="majorHAnsi" w:cstheme="majorHAnsi"/>
-          <w:sz w:val="20"/>
-          <w:szCs w:val="20"/>
-          <w:lang w:val="pt-BR"/>
-        </w:rPr>
-        <w:t xml:space="preserve">Bairro: </w:t>
-      </w:r>
-      <w:r>
-        <w:rPr>
-          <w:rFonts w:asciiTheme="majorHAnsi" w:hAnsiTheme="majorHAnsi" w:cstheme="majorHAnsi"/>
-          <w:sz w:val="20"/>
-          <w:szCs w:val="20"/>
-          <w:lang w:val="pt-BR"/>
-        </w:rPr>
-        <w:t>{{Bairro}},</w:t>
+        <w:t xml:space="preserve">Endereco: {{Rua/Av}}, {{Número}}, Bairro: {{Bairro}},</w:t>
       </w:r>
     </w:p>
     <w:p>
@@ -518,63 +406,7 @@
           <w:szCs w:val="20"/>
           <w:lang w:val="pt-BR"/>
         </w:rPr>
-        <w:t>Cidade/</w:t>
-      </w:r>
-      <w:proofErr w:type="spellStart"/>
-      <w:r>
-        <w:rPr>
-          <w:rFonts w:asciiTheme="majorHAnsi" w:hAnsiTheme="majorHAnsi" w:cstheme="majorHAnsi"/>
-          <w:sz w:val="20"/>
-          <w:szCs w:val="20"/>
-          <w:lang w:val="pt-BR"/>
-        </w:rPr>
-        <w:t>Municipio</w:t>
-      </w:r>
-      <w:proofErr w:type="spellEnd"/>
-      <w:r>
-        <w:rPr>
-          <w:rFonts w:asciiTheme="majorHAnsi" w:hAnsiTheme="majorHAnsi" w:cstheme="majorHAnsi"/>
-          <w:sz w:val="20"/>
-          <w:szCs w:val="20"/>
-          <w:lang w:val="pt-BR"/>
-        </w:rPr>
-        <w:t>:</w:t>
-      </w:r>
-      <w:r>
-        <w:rPr>
-          <w:rFonts w:asciiTheme="majorHAnsi" w:hAnsiTheme="majorHAnsi" w:cstheme="majorHAnsi"/>
-          <w:sz w:val="20"/>
-          <w:szCs w:val="20"/>
-          <w:lang w:val="pt-BR"/>
-        </w:rPr>
-        <w:t xml:space="preserve"> {{Cidade}} – </w:t>
-      </w:r>
-      <w:r>
-        <w:rPr>
-          <w:rFonts w:asciiTheme="majorHAnsi" w:hAnsiTheme="majorHAnsi" w:cstheme="majorHAnsi"/>
-          <w:sz w:val="20"/>
-          <w:szCs w:val="20"/>
-          <w:lang w:val="pt-BR"/>
-        </w:rPr>
-        <w:t xml:space="preserve">Estado: </w:t>
-      </w:r>
-      <w:r>
-        <w:rPr>
-          <w:rFonts w:asciiTheme="majorHAnsi" w:hAnsiTheme="majorHAnsi" w:cstheme="majorHAnsi"/>
-          <w:sz w:val="20"/>
-          <w:szCs w:val="20"/>
-          <w:lang w:val="pt-BR"/>
-        </w:rPr>
-        <w:t>{{Estado}} – Cep:{{Cep}}</w:t>
-      </w:r>
-      <w:r>
-        <w:rPr>
-          <w:rFonts w:asciiTheme="majorHAnsi" w:hAnsiTheme="majorHAnsi" w:cstheme="majorHAnsi"/>
-          <w:sz w:val="20"/>
-          <w:szCs w:val="20"/>
-          <w:lang w:val="pt-BR"/>
-        </w:rPr>
-        <w:t>.</w:t>
+        <w:t xml:space="preserve">Cidade/Municipio: {{Cidade}} – Estado: {{Estado}} – Cep:{{Cep}}.</w:t>
       </w:r>
     </w:p>
     <w:p>
@@ -587,7 +419,6 @@
           <w:lang w:val="pt-BR"/>
         </w:rPr>
       </w:pPr>
-      <w:proofErr w:type="spellStart"/>
       <w:r>
         <w:rPr>
           <w:rFonts w:asciiTheme="majorHAnsi" w:hAnsiTheme="majorHAnsi" w:cstheme="majorHAnsi"/>
@@ -595,44 +426,7 @@
           <w:szCs w:val="20"/>
           <w:lang w:val="pt-BR"/>
         </w:rPr>
-        <w:t>Cel</w:t>
-      </w:r>
-      <w:proofErr w:type="spellEnd"/>
-      <w:r>
-        <w:rPr>
-          <w:rFonts w:asciiTheme="majorHAnsi" w:hAnsiTheme="majorHAnsi" w:cstheme="majorHAnsi"/>
-          <w:sz w:val="20"/>
-          <w:szCs w:val="20"/>
-          <w:lang w:val="pt-BR"/>
-        </w:rPr>
-        <w:t xml:space="preserve"> : </w:t>
-      </w:r>
-      <w:r>
-        <w:rPr>
-          <w:rFonts w:asciiTheme="majorHAnsi" w:hAnsiTheme="majorHAnsi" w:cstheme="majorHAnsi"/>
-          <w:sz w:val="20"/>
-          <w:szCs w:val="20"/>
-          <w:lang w:val="pt-BR"/>
-        </w:rPr>
-        <w:t>{{Celu</w:t>
-      </w:r>
-      <w:r>
-        <w:rPr>
-          <w:rFonts w:asciiTheme="majorHAnsi" w:hAnsiTheme="majorHAnsi" w:cstheme="majorHAnsi"/>
-          <w:sz w:val="20"/>
-          <w:szCs w:val="20"/>
-          <w:lang w:val="pt-BR"/>
-        </w:rPr>
-        <w:t>lar}}</w:t>
-      </w:r>
-      <w:r>
-        <w:rPr>
-          <w:rFonts w:asciiTheme="majorHAnsi" w:hAnsiTheme="majorHAnsi" w:cstheme="majorHAnsi"/>
-          <w:sz w:val="20"/>
-          <w:szCs w:val="20"/>
-          <w:lang w:val="pt-BR"/>
-        </w:rPr>
-        <w:t>.</w:t>
+        <w:t xml:space="preserve">Cel : {{Celular}}.</w:t>
       </w:r>
     </w:p>
     <w:p>
@@ -2172,25 +1966,9 @@
       <w:r>
         <w:rPr>
           <w:rFonts w:asciiTheme="majorHAnsi" w:hAnsiTheme="majorHAnsi" w:cstheme="majorHAnsi"/>
-          <w:b/>
-          <w:bCs/>
-          <w:lang w:val="pt-BR"/>
-        </w:rPr>
-        <w:t>Marca:</w:t>
-      </w:r>
-      <w:r>
-        <w:rPr>
-          <w:rFonts w:asciiTheme="majorHAnsi" w:hAnsiTheme="majorHAnsi" w:cstheme="majorHAnsi"/>
-          <w:lang w:val="pt-BR"/>
-        </w:rPr>
-        <w:t xml:space="preserve"> </w:t>
-      </w:r>
-      <w:r>
-        <w:rPr>
-          <w:rFonts w:asciiTheme="majorHAnsi" w:hAnsiTheme="majorHAnsi" w:cstheme="majorHAnsi"/>
-          <w:lang w:val="pt-BR"/>
-        </w:rPr>
-        <w:t>{{Marca}}</w:t>
+          <w:lang w:val="pt-BR"/>
+        </w:rPr>
+        <w:t xml:space="preserve">Marca: {{Marca}}</w:t>
       </w:r>
     </w:p>
     <w:p>
@@ -2204,69 +1982,9 @@
       <w:r>
         <w:rPr>
           <w:rFonts w:asciiTheme="majorHAnsi" w:hAnsiTheme="majorHAnsi" w:cstheme="majorHAnsi"/>
-          <w:b/>
-          <w:bCs/>
-          <w:lang w:val="pt-BR"/>
-        </w:rPr>
-        <w:t>Modelo:</w:t>
-      </w:r>
-      <w:r>
-        <w:rPr>
-          <w:rFonts w:asciiTheme="majorHAnsi" w:hAnsiTheme="majorHAnsi" w:cstheme="majorHAnsi"/>
-          <w:lang w:val="pt-BR"/>
-        </w:rPr>
-        <w:t xml:space="preserve"> </w:t>
-      </w:r>
-      <w:r>
-        <w:rPr>
-          <w:rFonts w:asciiTheme="majorHAnsi" w:hAnsiTheme="majorHAnsi" w:cstheme="majorHAnsi"/>
-          <w:lang w:val="pt-BR"/>
-        </w:rPr>
-        <w:t>{{</w:t>
-      </w:r>
-      <w:r>
-        <w:rPr>
-          <w:rFonts w:asciiTheme="majorHAnsi" w:hAnsiTheme="majorHAnsi" w:cstheme="majorHAnsi"/>
-          <w:lang w:val="pt-BR"/>
-        </w:rPr>
-        <w:t xml:space="preserve">Modelo}}             </w:t>
-      </w:r>
-      <w:r>
-        <w:rPr>
-          <w:rFonts w:asciiTheme="majorHAnsi" w:hAnsiTheme="majorHAnsi" w:cstheme="majorHAnsi"/>
-          <w:b/>
-          <w:bCs/>
-          <w:lang w:val="pt-BR"/>
-        </w:rPr>
-        <w:t>Versão</w:t>
-      </w:r>
-      <w:r>
-        <w:rPr>
-          <w:rFonts w:asciiTheme="majorHAnsi" w:hAnsiTheme="majorHAnsi" w:cstheme="majorHAnsi"/>
-          <w:lang w:val="pt-BR"/>
-        </w:rPr>
-        <w:t xml:space="preserve">: </w:t>
-      </w:r>
-      <w:r>
-        <w:rPr>
-          <w:rFonts w:asciiTheme="majorHAnsi" w:hAnsiTheme="majorHAnsi" w:cstheme="majorHAnsi"/>
-          <w:lang w:val="pt-BR"/>
-        </w:rPr>
-        <w:t>{{</w:t>
-      </w:r>
-      <w:r>
-        <w:rPr>
-          <w:rFonts w:asciiTheme="majorHAnsi" w:hAnsiTheme="majorHAnsi" w:cstheme="majorHAnsi"/>
-          <w:lang w:val="pt-BR"/>
-        </w:rPr>
-        <w:t>Versão</w:t>
-      </w:r>
-      <w:r>
-        <w:rPr>
-          <w:rFonts w:asciiTheme="majorHAnsi" w:hAnsiTheme="majorHAnsi" w:cstheme="majorHAnsi"/>
-          <w:lang w:val="pt-BR"/>
-        </w:rPr>
-        <w:t>}}</w:t>
+          <w:lang w:val="pt-BR"/>
+        </w:rPr>
+        <w:t xml:space="preserve">Modelo: {{Modelo}}             Versão: {{Versão}}</w:t>
       </w:r>
     </w:p>
     <w:p>
@@ -2280,119 +1998,9 @@
       <w:r>
         <w:rPr>
           <w:rFonts w:asciiTheme="majorHAnsi" w:hAnsiTheme="majorHAnsi" w:cstheme="majorHAnsi"/>
-          <w:b/>
-          <w:bCs/>
-          <w:lang w:val="pt-BR"/>
-        </w:rPr>
-        <w:t>Ano</w:t>
-      </w:r>
-      <w:r>
-        <w:rPr>
-          <w:rFonts w:asciiTheme="majorHAnsi" w:hAnsiTheme="majorHAnsi" w:cstheme="majorHAnsi"/>
-          <w:b/>
-          <w:bCs/>
-          <w:lang w:val="pt-BR"/>
-        </w:rPr>
-        <w:t xml:space="preserve"> Fabricação</w:t>
-      </w:r>
-      <w:r>
-        <w:rPr>
-          <w:rFonts w:asciiTheme="majorHAnsi" w:hAnsiTheme="majorHAnsi" w:cstheme="majorHAnsi"/>
-          <w:b/>
-          <w:bCs/>
-          <w:lang w:val="pt-BR"/>
-        </w:rPr>
-        <w:t>:</w:t>
-      </w:r>
-      <w:r>
-        <w:rPr>
-          <w:rFonts w:asciiTheme="majorHAnsi" w:hAnsiTheme="majorHAnsi" w:cstheme="majorHAnsi"/>
-          <w:lang w:val="pt-BR"/>
-        </w:rPr>
-        <w:t xml:space="preserve"> </w:t>
-      </w:r>
-      <w:r>
-        <w:rPr>
-          <w:rFonts w:asciiTheme="majorHAnsi" w:hAnsiTheme="majorHAnsi" w:cstheme="majorHAnsi"/>
-          <w:lang w:val="pt-BR"/>
-        </w:rPr>
-        <w:t>{{Ano</w:t>
-      </w:r>
-      <w:r>
-        <w:rPr>
-          <w:rFonts w:asciiTheme="majorHAnsi" w:hAnsiTheme="majorHAnsi" w:cstheme="majorHAnsi"/>
-          <w:lang w:val="pt-BR"/>
-        </w:rPr>
-        <w:t xml:space="preserve"> Fabricação</w:t>
-      </w:r>
-      <w:r>
-        <w:rPr>
-          <w:rFonts w:asciiTheme="majorHAnsi" w:hAnsiTheme="majorHAnsi" w:cstheme="majorHAnsi"/>
-          <w:lang w:val="pt-BR"/>
-        </w:rPr>
-        <w:t xml:space="preserve">}}      </w:t>
-      </w:r>
-      <w:r>
-        <w:rPr>
-          <w:rFonts w:asciiTheme="majorHAnsi" w:hAnsiTheme="majorHAnsi" w:cstheme="majorHAnsi"/>
-          <w:b/>
-          <w:bCs/>
-          <w:lang w:val="pt-BR"/>
-        </w:rPr>
-        <w:t>Ano Modelo:</w:t>
-      </w:r>
-      <w:r>
-        <w:rPr>
-          <w:rFonts w:asciiTheme="majorHAnsi" w:hAnsiTheme="majorHAnsi" w:cstheme="majorHAnsi"/>
-          <w:lang w:val="pt-BR"/>
-        </w:rPr>
-        <w:t xml:space="preserve"> </w:t>
-      </w:r>
-      <w:r>
-        <w:rPr>
-          <w:rFonts w:asciiTheme="majorHAnsi" w:hAnsiTheme="majorHAnsi" w:cstheme="majorHAnsi"/>
-          <w:lang w:val="pt-BR"/>
-        </w:rPr>
-        <w:t xml:space="preserve">{{Ano Modelo}} </w:t>
-      </w:r>
-      <w:r>
-        <w:rPr>
-          <w:rFonts w:asciiTheme="majorHAnsi" w:hAnsiTheme="majorHAnsi" w:cstheme="majorHAnsi"/>
-          <w:lang w:val="pt-BR"/>
-        </w:rPr>
-        <w:t xml:space="preserve"> </w:t>
-      </w:r>
-      <w:r>
-        <w:rPr>
-          <w:rFonts w:asciiTheme="majorHAnsi" w:hAnsiTheme="majorHAnsi" w:cstheme="majorHAnsi"/>
-          <w:lang w:val="pt-BR"/>
-        </w:rPr>
-        <w:t xml:space="preserve">   </w:t>
-      </w:r>
-      <w:r>
-        <w:rPr>
-          <w:rFonts w:asciiTheme="majorHAnsi" w:hAnsiTheme="majorHAnsi" w:cstheme="majorHAnsi"/>
-          <w:b/>
-          <w:bCs/>
-          <w:lang w:val="pt-BR"/>
-        </w:rPr>
-        <w:t>Cor:</w:t>
-      </w:r>
-      <w:r>
-        <w:rPr>
-          <w:rFonts w:asciiTheme="majorHAnsi" w:hAnsiTheme="majorHAnsi" w:cstheme="majorHAnsi"/>
-          <w:b/>
-          <w:bCs/>
-          <w:lang w:val="pt-BR"/>
-        </w:rPr>
-        <w:t xml:space="preserve"> </w:t>
-      </w:r>
-      <w:r>
-        <w:rPr>
-          <w:rFonts w:asciiTheme="majorHAnsi" w:hAnsiTheme="majorHAnsi" w:cstheme="majorHAnsi"/>
-          <w:lang w:val="pt-BR"/>
-        </w:rPr>
-        <w:t>{{Cor}}</w:t>
+          <w:lang w:val="pt-BR"/>
+        </w:rPr>
+        <w:t xml:space="preserve">Ano Fabricação: {{Ano Fabricação}}      Ano Modelo: {{Ano Modelo}}     Cor: {{Cor}}</w:t>
       </w:r>
     </w:p>
     <w:p>
@@ -2406,117 +2014,9 @@
       <w:r>
         <w:rPr>
           <w:rFonts w:asciiTheme="majorHAnsi" w:hAnsiTheme="majorHAnsi" w:cstheme="majorHAnsi"/>
-          <w:b/>
-          <w:bCs/>
-          <w:lang w:val="pt-BR"/>
-        </w:rPr>
-        <w:t>Placa:</w:t>
-      </w:r>
-      <w:r>
-        <w:rPr>
-          <w:rFonts w:asciiTheme="majorHAnsi" w:hAnsiTheme="majorHAnsi" w:cstheme="majorHAnsi"/>
-          <w:lang w:val="pt-BR"/>
-        </w:rPr>
-        <w:t xml:space="preserve"> </w:t>
-      </w:r>
-      <w:r>
-        <w:rPr>
-          <w:rFonts w:asciiTheme="majorHAnsi" w:hAnsiTheme="majorHAnsi" w:cstheme="majorHAnsi"/>
-          <w:lang w:val="pt-BR"/>
-        </w:rPr>
-        <w:t xml:space="preserve">{{Placa}}     </w:t>
-      </w:r>
-      <w:r>
-        <w:rPr>
-          <w:rFonts w:asciiTheme="majorHAnsi" w:hAnsiTheme="majorHAnsi" w:cstheme="majorHAnsi"/>
-          <w:lang w:val="pt-BR"/>
-        </w:rPr>
-        <w:t xml:space="preserve"> </w:t>
-      </w:r>
-      <w:r>
-        <w:rPr>
-          <w:rFonts w:asciiTheme="majorHAnsi" w:hAnsiTheme="majorHAnsi" w:cstheme="majorHAnsi"/>
-          <w:lang w:val="pt-BR"/>
-        </w:rPr>
-        <w:t xml:space="preserve">  </w:t>
-      </w:r>
-      <w:r>
-        <w:rPr>
-          <w:rFonts w:asciiTheme="majorHAnsi" w:hAnsiTheme="majorHAnsi" w:cstheme="majorHAnsi"/>
-          <w:b/>
-          <w:bCs/>
-          <w:lang w:val="pt-BR"/>
-        </w:rPr>
-        <w:t>Chassi:</w:t>
-      </w:r>
-      <w:r>
-        <w:rPr>
-          <w:rFonts w:asciiTheme="majorHAnsi" w:hAnsiTheme="majorHAnsi" w:cstheme="majorHAnsi"/>
-          <w:lang w:val="pt-BR"/>
-        </w:rPr>
-        <w:t xml:space="preserve"> </w:t>
-      </w:r>
-      <w:r>
-        <w:rPr>
-          <w:rFonts w:asciiTheme="majorHAnsi" w:hAnsiTheme="majorHAnsi" w:cstheme="majorHAnsi"/>
-          <w:lang w:val="pt-BR"/>
-        </w:rPr>
-        <w:t xml:space="preserve">{{Chassi}}                         </w:t>
-      </w:r>
-      <w:r>
-        <w:rPr>
-          <w:rFonts w:asciiTheme="majorHAnsi" w:hAnsiTheme="majorHAnsi" w:cstheme="majorHAnsi"/>
-          <w:lang w:val="pt-BR"/>
-        </w:rPr>
-        <w:t xml:space="preserve">   </w:t>
-      </w:r>
-      <w:proofErr w:type="spellStart"/>
-      <w:r>
-        <w:rPr>
-          <w:rFonts w:asciiTheme="majorHAnsi" w:hAnsiTheme="majorHAnsi" w:cstheme="majorHAnsi"/>
-          <w:b/>
-          <w:bCs/>
-          <w:lang w:val="pt-BR"/>
-        </w:rPr>
-        <w:t>Renavan</w:t>
-      </w:r>
-      <w:proofErr w:type="spellEnd"/>
-      <w:r>
-        <w:rPr>
-          <w:rFonts w:asciiTheme="majorHAnsi" w:hAnsiTheme="majorHAnsi" w:cstheme="majorHAnsi"/>
-          <w:b/>
-          <w:bCs/>
-          <w:lang w:val="pt-BR"/>
-        </w:rPr>
-        <w:t>:</w:t>
-      </w:r>
-      <w:r>
-        <w:rPr>
-          <w:rFonts w:asciiTheme="majorHAnsi" w:hAnsiTheme="majorHAnsi" w:cstheme="majorHAnsi"/>
-          <w:lang w:val="pt-BR"/>
-        </w:rPr>
-        <w:t xml:space="preserve"> </w:t>
-      </w:r>
-      <w:r>
-        <w:rPr>
-          <w:rFonts w:asciiTheme="majorHAnsi" w:hAnsiTheme="majorHAnsi" w:cstheme="majorHAnsi"/>
-          <w:lang w:val="pt-BR"/>
-        </w:rPr>
-        <w:t>{{Renavam</w:t>
-      </w:r>
-      <w:r>
-        <w:rPr>
-          <w:rFonts w:asciiTheme="majorHAnsi" w:hAnsiTheme="majorHAnsi" w:cstheme="majorHAnsi"/>
-          <w:lang w:val="pt-BR"/>
-        </w:rPr>
-        <w:t>}}</w:t>
-      </w:r>
-      <w:r>
-        <w:rPr>
-          <w:rFonts w:asciiTheme="majorHAnsi" w:hAnsiTheme="majorHAnsi" w:cstheme="majorHAnsi"/>
-          <w:lang w:val="pt-BR"/>
-        </w:rPr>
-        <w:t xml:space="preserve"> </w:t>
+          <w:lang w:val="pt-BR"/>
+        </w:rPr>
+        <w:t xml:space="preserve">Placa: {{Placa}}        Chassi: {{Chassi}}                            Renavan: {{Renavam}} </w:t>
       </w:r>
     </w:p>
     <w:p>
@@ -2530,18 +2030,9 @@
       <w:r>
         <w:rPr>
           <w:rFonts w:asciiTheme="majorHAnsi" w:hAnsiTheme="majorHAnsi" w:cstheme="majorHAnsi"/>
-          <w:b/>
-          <w:bCs/>
-          <w:lang w:val="pt-BR"/>
-        </w:rPr>
-        <w:t>Km Atual:</w:t>
-      </w:r>
-      <w:r>
-        <w:rPr>
-          <w:rFonts w:asciiTheme="majorHAnsi" w:hAnsiTheme="majorHAnsi" w:cstheme="majorHAnsi"/>
-          <w:lang w:val="pt-BR"/>
-        </w:rPr>
-        <w:t xml:space="preserve"> {{KM}}</w:t>
+          <w:lang w:val="pt-BR"/>
+        </w:rPr>
+        <w:t xml:space="preserve">Km Atual: {{KM}}</w:t>
       </w:r>
     </w:p>
     <w:p>
@@ -2576,28 +2067,9 @@
       </w:pPr>
       <w:r>
         <w:rPr>
-          <w:b/>
-          <w:bCs/>
-          <w:lang w:val="pt-BR"/>
-        </w:rPr>
-        <w:lastRenderedPageBreak/>
-        <w:t xml:space="preserve">Guarulhos, </w:t>
-      </w:r>
-      <w:r>
-        <w:rPr>
-          <w:b/>
-          <w:bCs/>
-          <w:lang w:val="pt-BR"/>
-        </w:rPr>
-        <w:t>{{Data da Venda}}</w:t>
-      </w:r>
-      <w:r>
-        <w:rPr>
-          <w:b/>
-          <w:bCs/>
-          <w:lang w:val="pt-BR"/>
-        </w:rPr>
-        <w:t>.</w:t>
+          <w:lang w:val="pt-BR"/>
+        </w:rPr>
+        <w:t xml:space="preserve">Guarulhos, {{Data da Venda}}.</w:t>
       </w:r>
     </w:p>
     <w:p>
@@ -2647,43 +2119,9 @@
       </w:pPr>
       <w:r>
         <w:rPr>
-          <w:b/>
-          <w:bCs/>
-          <w:lang w:val="pt-BR"/>
-        </w:rPr>
-        <w:t>Cliente:</w:t>
-      </w:r>
-      <w:r>
-        <w:rPr>
-          <w:lang w:val="pt-BR"/>
-        </w:rPr>
-        <w:t> </w:t>
-      </w:r>
-      <w:r>
-        <w:rPr>
-          <w:lang w:val="pt-BR"/>
-        </w:rPr>
-        <w:t>{{Nome do Cliente}}</w:t>
-      </w:r>
-      <w:r>
-        <w:rPr>
-          <w:lang w:val="pt-BR"/>
-        </w:rPr>
-        <w:br/>
-      </w:r>
-      <w:r>
-        <w:rPr>
-          <w:b/>
-          <w:bCs/>
-          <w:lang w:val="pt-BR"/>
-        </w:rPr>
-        <w:t xml:space="preserve">CPF: </w:t>
-      </w:r>
-      <w:r>
-        <w:rPr>
-          <w:lang w:val="pt-BR"/>
-        </w:rPr>
-        <w:t>{{{CPF}}}</w:t>
+          <w:lang w:val="pt-BR"/>
+        </w:rPr>
+        <w:t xml:space="preserve">Cliente: {{Nome do Cliente}}CPF: {{{CPF}}}</w:t>
       </w:r>
     </w:p>
     <w:p>

--- a/backend/templates/termo_garantia.docx
+++ b/backend/templates/termo_garantia.docx
@@ -42,46 +42,7 @@
           <w:szCs w:val="18"/>
           <w:lang w:val="pt-BR"/>
         </w:rPr>
-        <w:t>CNPJ: 48.573.595/0001-09</w:t>
-      </w:r>
-      <w:r>
-        <w:rPr>
-          <w:color w:val="555555"/>
-          <w:sz w:val="18"/>
-          <w:szCs w:val="18"/>
-          <w:lang w:val="pt-BR"/>
-        </w:rPr>
-        <w:br/>
-        <w:t>Av. Anton Philips, 186, Vila Hermínia - Guarulhos - SP</w:t>
-      </w:r>
-      <w:r>
-        <w:rPr>
-          <w:color w:val="555555"/>
-          <w:sz w:val="18"/>
-          <w:szCs w:val="18"/>
-          <w:lang w:val="pt-BR"/>
-        </w:rPr>
-        <w:br/>
-      </w:r>
-      <w:proofErr w:type="spellStart"/>
-      <w:r>
-        <w:rPr>
-          <w:color w:val="555555"/>
-          <w:sz w:val="18"/>
-          <w:szCs w:val="18"/>
-          <w:lang w:val="pt-BR"/>
-        </w:rPr>
-        <w:t>Tel</w:t>
-      </w:r>
-      <w:proofErr w:type="spellEnd"/>
-      <w:r>
-        <w:rPr>
-          <w:color w:val="555555"/>
-          <w:sz w:val="18"/>
-          <w:szCs w:val="18"/>
-          <w:lang w:val="pt-BR"/>
-        </w:rPr>
-        <w:t>: (11) 9588-15059</w:t>
+        <w:t>CNPJ: 48.573.595/0001-09Tel: (11) 9588-15059</w:t>
       </w:r>
     </w:p>
     <w:p>
@@ -366,7 +327,7 @@
           <w:szCs w:val="20"/>
           <w:lang w:val="pt-BR"/>
         </w:rPr>
-        <w:t xml:space="preserve">RG n. {{RG}}, CPF/MF n. {{{CPF}}},</w:t>
+        <w:t xml:space="preserve">RG n. {{RG}}, CPF/MF n. {{CPF}},</w:t>
       </w:r>
     </w:p>
     <w:p>
@@ -379,6 +340,7 @@
           <w:lang w:val="pt-BR"/>
         </w:rPr>
       </w:pPr>
+      <w:proofErr w:type="spellStart"/>
       <w:r>
         <w:rPr>
           <w:rFonts w:asciiTheme="majorHAnsi" w:hAnsiTheme="majorHAnsi" w:cstheme="majorHAnsi"/>
@@ -386,7 +348,7 @@
           <w:szCs w:val="20"/>
           <w:lang w:val="pt-BR"/>
         </w:rPr>
-        <w:t xml:space="preserve">Endereco: {{Rua/Av}}, {{Número}}, Bairro: {{Bairro}},</w:t>
+        <w:t>Endereco: {{Rua/Av}}, {{Número}}, Bairro: {{Bairro}},</w:t>
       </w:r>
     </w:p>
     <w:p>
@@ -406,7 +368,7 @@
           <w:szCs w:val="20"/>
           <w:lang w:val="pt-BR"/>
         </w:rPr>
-        <w:t xml:space="preserve">Cidade/Municipio: {{Cidade}} – Estado: {{Estado}} – Cep:{{Cep}}.</w:t>
+        <w:t>Cidade/Municipio: {{Cidade}} – Estado: {{Estado}} – Cep:{{Cep}}.</w:t>
       </w:r>
     </w:p>
     <w:p>
@@ -419,6 +381,7 @@
           <w:lang w:val="pt-BR"/>
         </w:rPr>
       </w:pPr>
+      <w:proofErr w:type="spellStart"/>
       <w:r>
         <w:rPr>
           <w:rFonts w:asciiTheme="majorHAnsi" w:hAnsiTheme="majorHAnsi" w:cstheme="majorHAnsi"/>
@@ -426,7 +389,7 @@
           <w:szCs w:val="20"/>
           <w:lang w:val="pt-BR"/>
         </w:rPr>
-        <w:t xml:space="preserve">Cel : {{Celular}}.</w:t>
+        <w:t>Cel : {{Celular}}.</w:t>
       </w:r>
     </w:p>
     <w:p>
@@ -494,9 +457,12 @@
           <w:sz w:val="20"/>
           <w:szCs w:val="20"/>
         </w:rPr>
-        <w:t>C</w:t>
+        <w:t>CONDIÇÕES DE GARANTIA</w:t>
       </w:r>
-      <w:r>
+    </w:p>
+    <w:p>
+      <w:pPr>
+        <w:pStyle w:val="SemEspaamento"/>
         <w:rPr>
           <w:rFonts w:asciiTheme="majorHAnsi" w:hAnsiTheme="majorHAnsi" w:cstheme="majorHAnsi"/>
           <w:b/>
@@ -504,19 +470,6 @@
           <w:sz w:val="20"/>
           <w:szCs w:val="20"/>
         </w:rPr>
-        <w:t>ONDIÇÕES DE GARANTIA</w:t>
-      </w:r>
-    </w:p>
-    <w:p>
-      <w:pPr>
-        <w:pStyle w:val="SemEspaamento"/>
-        <w:rPr>
-          <w:rFonts w:asciiTheme="majorHAnsi" w:hAnsiTheme="majorHAnsi" w:cstheme="majorHAnsi"/>
-          <w:b/>
-          <w:bCs/>
-          <w:sz w:val="20"/>
-          <w:szCs w:val="20"/>
-        </w:rPr>
       </w:pPr>
     </w:p>
     <w:p>
@@ -535,34 +488,7 @@
           <w:sz w:val="20"/>
           <w:szCs w:val="20"/>
         </w:rPr>
-        <w:t xml:space="preserve"> </w:t>
-      </w:r>
-      <w:r>
-        <w:rPr>
-          <w:rFonts w:asciiTheme="majorHAnsi" w:hAnsiTheme="majorHAnsi" w:cstheme="majorHAnsi"/>
-          <w:sz w:val="20"/>
-          <w:szCs w:val="20"/>
-          <w:lang w:val="pt-BR"/>
-        </w:rPr>
-        <w:t xml:space="preserve">A(BROTHERS MULTIMARCAS), somente comercializa carros usados, dando garantia quanto à procedência dos veículos e, confere garantia quanto motor e </w:t>
-      </w:r>
-      <w:r>
-        <w:rPr>
-          <w:rFonts w:asciiTheme="majorHAnsi" w:hAnsiTheme="majorHAnsi" w:cstheme="majorHAnsi"/>
-          <w:sz w:val="20"/>
-          <w:szCs w:val="20"/>
-          <w:lang w:val="pt-BR"/>
-        </w:rPr>
-        <w:t>câmbio</w:t>
-      </w:r>
-      <w:r>
-        <w:rPr>
-          <w:rFonts w:asciiTheme="majorHAnsi" w:hAnsiTheme="majorHAnsi" w:cstheme="majorHAnsi"/>
-          <w:sz w:val="20"/>
-          <w:szCs w:val="20"/>
-          <w:lang w:val="pt-BR"/>
-        </w:rPr>
-        <w:t xml:space="preserve">, nos seguintes termos: </w:t>
+        <w:t xml:space="preserve"> A(BROTHERS MULTIMARCAS), somente comercializa carros usados, dando garantia quanto à procedência dos veículos e, confere garantia quanto motor e câmbio, nos seguintes termos: </w:t>
       </w:r>
     </w:p>
     <w:p>
@@ -613,39 +539,7 @@
           <w:szCs w:val="20"/>
           <w:lang w:val="pt-BR"/>
         </w:rPr>
-        <w:t xml:space="preserve">1.1. Os veículos usados têm garantia tão somente para pecas internas do motor e </w:t>
-      </w:r>
-      <w:r>
-        <w:rPr>
-          <w:rFonts w:asciiTheme="majorHAnsi" w:hAnsiTheme="majorHAnsi" w:cstheme="majorHAnsi"/>
-          <w:szCs w:val="20"/>
-          <w:lang w:val="pt-BR"/>
-        </w:rPr>
-        <w:t>câmbio</w:t>
-      </w:r>
-      <w:r>
-        <w:rPr>
-          <w:rFonts w:asciiTheme="majorHAnsi" w:hAnsiTheme="majorHAnsi" w:cstheme="majorHAnsi"/>
-          <w:szCs w:val="20"/>
-          <w:lang w:val="pt-BR"/>
-        </w:rPr>
-        <w:t xml:space="preserve">, a partir da data da entrega do </w:t>
-      </w:r>
-      <w:r>
-        <w:rPr>
-          <w:rFonts w:asciiTheme="majorHAnsi" w:hAnsiTheme="majorHAnsi" w:cstheme="majorHAnsi"/>
-          <w:szCs w:val="20"/>
-          <w:lang w:val="pt-BR"/>
-        </w:rPr>
-        <w:t>veículo</w:t>
-      </w:r>
-      <w:r>
-        <w:rPr>
-          <w:rFonts w:asciiTheme="majorHAnsi" w:hAnsiTheme="majorHAnsi" w:cstheme="majorHAnsi"/>
-          <w:szCs w:val="20"/>
-          <w:lang w:val="pt-BR"/>
-        </w:rPr>
-        <w:t xml:space="preserve">, e abrange reparos necessários em decorrência de falhas materiais, montagem ou fabricação. </w:t>
+        <w:t xml:space="preserve">1.1. Os veículos usados têm garantia tão somente para pecas internas do motor e câmbio, a partir da data da entrega do veículo, e abrange reparos necessários em decorrência de falhas materiais, montagem ou fabricação. </w:t>
       </w:r>
     </w:p>
     <w:p>
@@ -681,39 +575,7 @@
           <w:szCs w:val="20"/>
           <w:lang w:val="pt-BR"/>
         </w:rPr>
-        <w:t xml:space="preserve">1.3. Entende-se por pecas internas de cambio: eixos primários e secundários, engrenagens, anéis sincronizados e outras </w:t>
-      </w:r>
-      <w:r>
-        <w:rPr>
-          <w:rFonts w:asciiTheme="majorHAnsi" w:hAnsiTheme="majorHAnsi" w:cstheme="majorHAnsi"/>
-          <w:szCs w:val="20"/>
-          <w:lang w:val="pt-BR"/>
-        </w:rPr>
-        <w:t>peças</w:t>
-      </w:r>
-      <w:r>
-        <w:rPr>
-          <w:rFonts w:asciiTheme="majorHAnsi" w:hAnsiTheme="majorHAnsi" w:cstheme="majorHAnsi"/>
-          <w:szCs w:val="20"/>
-          <w:lang w:val="pt-BR"/>
-        </w:rPr>
-        <w:t xml:space="preserve"> internas do </w:t>
-      </w:r>
-      <w:r>
-        <w:rPr>
-          <w:rFonts w:asciiTheme="majorHAnsi" w:hAnsiTheme="majorHAnsi" w:cstheme="majorHAnsi"/>
-          <w:szCs w:val="20"/>
-          <w:lang w:val="pt-BR"/>
-        </w:rPr>
-        <w:t>câmbio</w:t>
-      </w:r>
-      <w:r>
-        <w:rPr>
-          <w:rFonts w:asciiTheme="majorHAnsi" w:hAnsiTheme="majorHAnsi" w:cstheme="majorHAnsi"/>
-          <w:szCs w:val="20"/>
-          <w:lang w:val="pt-BR"/>
-        </w:rPr>
-        <w:t xml:space="preserve">. </w:t>
+        <w:t xml:space="preserve">1.3. Entende-se por pecas internas de cambio: eixos primários e secundários, engrenagens, anéis sincronizados e outras peças internas do câmbio. </w:t>
       </w:r>
     </w:p>
     <w:p>
@@ -745,49 +607,25 @@
           <w:szCs w:val="20"/>
           <w:lang w:val="pt-BR"/>
         </w:rPr>
-        <w:t>2. PRAZOS DE GARANTIA</w:t>
+        <w:t>2. PRAZOS DE GARANTIA. </w:t>
       </w:r>
-      <w:r>
+    </w:p>
+    <w:p>
+      <w:pPr>
+        <w:spacing w:after="0" w:line="240" w:lineRule="auto"/>
         <w:rPr>
           <w:rFonts w:asciiTheme="majorHAnsi" w:hAnsiTheme="majorHAnsi" w:cstheme="majorHAnsi"/>
           <w:szCs w:val="20"/>
           <w:lang w:val="pt-BR"/>
         </w:rPr>
-        <w:t xml:space="preserve">. </w:t>
-      </w:r>
-    </w:p>
-    <w:p>
-      <w:pPr>
-        <w:spacing w:after="0" w:line="240" w:lineRule="auto"/>
+      </w:pPr>
+      <w:r>
         <w:rPr>
           <w:rFonts w:asciiTheme="majorHAnsi" w:hAnsiTheme="majorHAnsi" w:cstheme="majorHAnsi"/>
           <w:szCs w:val="20"/>
           <w:lang w:val="pt-BR"/>
         </w:rPr>
-      </w:pPr>
-      <w:r>
-        <w:rPr>
-          <w:rFonts w:asciiTheme="majorHAnsi" w:hAnsiTheme="majorHAnsi" w:cstheme="majorHAnsi"/>
-          <w:szCs w:val="20"/>
-          <w:lang w:val="pt-BR"/>
-        </w:rPr>
-        <w:t xml:space="preserve">2.1. O prazo da garantia é de 90 (noventa) dias ou 3.000km, aquele que vencer primeiro a contar da data aposta no termo de entrega do </w:t>
-      </w:r>
-      <w:r>
-        <w:rPr>
-          <w:rFonts w:asciiTheme="majorHAnsi" w:hAnsiTheme="majorHAnsi" w:cstheme="majorHAnsi"/>
-          <w:szCs w:val="20"/>
-          <w:lang w:val="pt-BR"/>
-        </w:rPr>
-        <w:t>veículo</w:t>
-      </w:r>
-      <w:r>
-        <w:rPr>
-          <w:rFonts w:asciiTheme="majorHAnsi" w:hAnsiTheme="majorHAnsi" w:cstheme="majorHAnsi"/>
-          <w:szCs w:val="20"/>
-          <w:lang w:val="pt-BR"/>
-        </w:rPr>
-        <w:t xml:space="preserve">. Esta garantia não será estendida em hipótese alguma. </w:t>
+        <w:t xml:space="preserve">2.1. O prazo da garantia é de 90 (noventa) dias ou 3.000km, aquele que vencer primeiro a contar da data aposta no termo de entrega do veículo. Esta garantia não será estendida em hipótese alguma. </w:t>
       </w:r>
     </w:p>
     <w:p>
@@ -837,23 +675,7 @@
           <w:szCs w:val="20"/>
           <w:lang w:val="pt-BR"/>
         </w:rPr>
-        <w:t xml:space="preserve">3.1. Que a reclamação seja feita diretamente na (BROTHERS MULTIMARCAS). logo </w:t>
-      </w:r>
-      <w:r>
-        <w:rPr>
-          <w:rFonts w:asciiTheme="majorHAnsi" w:hAnsiTheme="majorHAnsi" w:cstheme="majorHAnsi"/>
-          <w:szCs w:val="20"/>
-          <w:lang w:val="pt-BR"/>
-        </w:rPr>
-        <w:t>após</w:t>
-      </w:r>
-      <w:r>
-        <w:rPr>
-          <w:rFonts w:asciiTheme="majorHAnsi" w:hAnsiTheme="majorHAnsi" w:cstheme="majorHAnsi"/>
-          <w:szCs w:val="20"/>
-          <w:lang w:val="pt-BR"/>
-        </w:rPr>
-        <w:t xml:space="preserve"> a constatação do defeito, e desde que esteja dentro do prazo de cobertura da garantia. </w:t>
+        <w:t xml:space="preserve">3.1. Que a reclamação seja feita diretamente na (BROTHERS MULTIMARCAS). logo após a constatação do defeito, e desde que esteja dentro do prazo de cobertura da garantia. </w:t>
       </w:r>
     </w:p>
     <w:p>
@@ -926,21 +748,7 @@
           <w:rFonts w:asciiTheme="majorHAnsi" w:hAnsiTheme="majorHAnsi" w:cstheme="majorHAnsi"/>
           <w:lang w:val="pt-BR"/>
         </w:rPr>
-        <w:t xml:space="preserve">4.1. A garantia ora fornecida não da cobertura quanto aos defeitos resultantes de desgaste natural das </w:t>
-      </w:r>
-      <w:r>
-        <w:rPr>
-          <w:rFonts w:asciiTheme="majorHAnsi" w:hAnsiTheme="majorHAnsi" w:cstheme="majorHAnsi"/>
-          <w:lang w:val="pt-BR"/>
-        </w:rPr>
-        <w:t>peças</w:t>
-      </w:r>
-      <w:r>
-        <w:rPr>
-          <w:rFonts w:asciiTheme="majorHAnsi" w:hAnsiTheme="majorHAnsi" w:cstheme="majorHAnsi"/>
-          <w:lang w:val="pt-BR"/>
-        </w:rPr>
-        <w:t xml:space="preserve">, utilização inadequada, falta de manutenção, acidentes de qualquer natureza, e casos fortuitos ou de forca maior. </w:t>
+        <w:t xml:space="preserve">4.1. A garantia ora fornecida não da cobertura quanto aos defeitos resultantes de desgaste natural das peças, utilização inadequada, falta de manutenção, acidentes de qualquer natureza, e casos fortuitos ou de forca maior. </w:t>
       </w:r>
     </w:p>
     <w:p>
@@ -957,23 +765,7 @@
           <w:lang w:val="pt-BR"/>
         </w:rPr>
         <w:lastRenderedPageBreak/>
-        <w:t xml:space="preserve">4.2. A garantia ora fornecida não cobre defeitos nos itens de manutenção quais sejam: elementos filtrantes e filtros, velas de ignição, lubrificantes e óleos, juntas de vedação do filtro da bomba de óleo, anéis de vedação do bujão de escoamento de óleo do motor, arruelas e </w:t>
-      </w:r>
-      <w:proofErr w:type="spellStart"/>
-      <w:r>
-        <w:rPr>
-          <w:rFonts w:asciiTheme="majorHAnsi" w:hAnsiTheme="majorHAnsi" w:cstheme="majorHAnsi"/>
-          <w:lang w:val="pt-BR"/>
-        </w:rPr>
-        <w:t>contra-pinos</w:t>
-      </w:r>
-      <w:proofErr w:type="spellEnd"/>
-      <w:r>
-        <w:rPr>
-          <w:rFonts w:asciiTheme="majorHAnsi" w:hAnsiTheme="majorHAnsi" w:cstheme="majorHAnsi"/>
-          <w:lang w:val="pt-BR"/>
-        </w:rPr>
-        <w:t xml:space="preserve">, aditivo da água do radiador e fluidos. </w:t>
+        <w:t xml:space="preserve">4.2. A garantia ora fornecida não cobre defeitos nos itens de manutenção quais sejam: elementos filtrantes e filtros, velas de ignição, lubrificantes e óleos, juntas de vedação do filtro da bomba de óleo, anéis de vedação do bujão de escoamento de óleo do motor, arruelas e contra-pinos, aditivo da água do radiador e fluidos. </w:t>
       </w:r>
     </w:p>
     <w:p>
@@ -989,51 +781,7 @@
           <w:rFonts w:asciiTheme="majorHAnsi" w:hAnsiTheme="majorHAnsi" w:cstheme="majorHAnsi"/>
           <w:lang w:val="pt-BR"/>
         </w:rPr>
-        <w:t xml:space="preserve">4.3. A garantia ora fornecida não abrange as </w:t>
-      </w:r>
-      <w:r>
-        <w:rPr>
-          <w:rFonts w:asciiTheme="majorHAnsi" w:hAnsiTheme="majorHAnsi" w:cstheme="majorHAnsi"/>
-          <w:lang w:val="pt-BR"/>
-        </w:rPr>
-        <w:t>peças</w:t>
-      </w:r>
-      <w:r>
-        <w:rPr>
-          <w:rFonts w:asciiTheme="majorHAnsi" w:hAnsiTheme="majorHAnsi" w:cstheme="majorHAnsi"/>
-          <w:lang w:val="pt-BR"/>
-        </w:rPr>
-        <w:t xml:space="preserve"> que sofrem desgaste natural, quais sejam: amortecedores, esferas de suspensão, discos de embreagem, </w:t>
-      </w:r>
-      <w:r>
-        <w:rPr>
-          <w:rFonts w:asciiTheme="majorHAnsi" w:hAnsiTheme="majorHAnsi" w:cstheme="majorHAnsi"/>
-          <w:lang w:val="pt-BR"/>
-        </w:rPr>
-        <w:t>discos</w:t>
-      </w:r>
-      <w:r>
-        <w:rPr>
-          <w:rFonts w:asciiTheme="majorHAnsi" w:hAnsiTheme="majorHAnsi" w:cstheme="majorHAnsi"/>
-          <w:lang w:val="pt-BR"/>
-        </w:rPr>
-        <w:t xml:space="preserve"> de freio, pastilha de freio, lonas de freio, pneus, palhetas dos limpadores de </w:t>
-      </w:r>
-      <w:proofErr w:type="spellStart"/>
-      <w:r>
-        <w:rPr>
-          <w:rFonts w:asciiTheme="majorHAnsi" w:hAnsiTheme="majorHAnsi" w:cstheme="majorHAnsi"/>
-          <w:lang w:val="pt-BR"/>
-        </w:rPr>
-        <w:t>parabrisa</w:t>
-      </w:r>
-      <w:proofErr w:type="spellEnd"/>
-      <w:r>
-        <w:rPr>
-          <w:rFonts w:asciiTheme="majorHAnsi" w:hAnsiTheme="majorHAnsi" w:cstheme="majorHAnsi"/>
-          <w:lang w:val="pt-BR"/>
-        </w:rPr>
-        <w:t xml:space="preserve">, bomba de combustível, regulador de pressão, bateria, bobina de ignição, correia de distribuição, correia do alternador, batentes dianteiros da suspensão hidropneumática. </w:t>
+        <w:t xml:space="preserve">4.3. A garantia ora fornecida não abrange as peças que sofrem desgaste natural, quais sejam: amortecedores, esferas de suspensão, discos de embreagem, discos de freio, pastilha de freio, lonas de freio, pneus, palhetas dos limpadores de parabrisa, bomba de combustível, regulador de pressão, bateria, bobina de ignição, correia de distribuição, correia do alternador, batentes dianteiros da suspensão hidropneumática. </w:t>
       </w:r>
     </w:p>
     <w:p>
@@ -1049,21 +797,7 @@
           <w:rFonts w:asciiTheme="majorHAnsi" w:hAnsiTheme="majorHAnsi" w:cstheme="majorHAnsi"/>
           <w:lang w:val="pt-BR"/>
         </w:rPr>
-        <w:t xml:space="preserve">4.4. A garantia ora fornecida não cobre defeitos nos demais itens do </w:t>
-      </w:r>
-      <w:r>
-        <w:rPr>
-          <w:rFonts w:asciiTheme="majorHAnsi" w:hAnsiTheme="majorHAnsi" w:cstheme="majorHAnsi"/>
-          <w:lang w:val="pt-BR"/>
-        </w:rPr>
-        <w:t>veículo</w:t>
-      </w:r>
-      <w:r>
-        <w:rPr>
-          <w:rFonts w:asciiTheme="majorHAnsi" w:hAnsiTheme="majorHAnsi" w:cstheme="majorHAnsi"/>
-          <w:lang w:val="pt-BR"/>
-        </w:rPr>
-        <w:t xml:space="preserve"> não especificados nesta, sejam eles quais forem.</w:t>
+        <w:t xml:space="preserve">4.4. A garantia ora fornecida não cobre defeitos nos demais itens do veículo não especificados nesta, sejam eles quais forem.</w:t>
       </w:r>
     </w:p>
     <w:p>
@@ -1124,35 +858,7 @@
           <w:rFonts w:asciiTheme="majorHAnsi" w:hAnsiTheme="majorHAnsi" w:cstheme="majorHAnsi"/>
           <w:lang w:val="pt-BR"/>
         </w:rPr>
-        <w:t xml:space="preserve">5.1. O Comprador se declara ciente que adquiriu </w:t>
-      </w:r>
-      <w:r>
-        <w:rPr>
-          <w:rFonts w:asciiTheme="majorHAnsi" w:hAnsiTheme="majorHAnsi" w:cstheme="majorHAnsi"/>
-          <w:lang w:val="pt-BR"/>
-        </w:rPr>
-        <w:t>veículo</w:t>
-      </w:r>
-      <w:r>
-        <w:rPr>
-          <w:rFonts w:asciiTheme="majorHAnsi" w:hAnsiTheme="majorHAnsi" w:cstheme="majorHAnsi"/>
-          <w:lang w:val="pt-BR"/>
-        </w:rPr>
-        <w:t xml:space="preserve"> usado, e que o vistoriou e o aceitou no estado de conservação em que se encontra-se responsabilizando, desta forma, pela manutenção periódica do </w:t>
-      </w:r>
-      <w:r>
-        <w:rPr>
-          <w:rFonts w:asciiTheme="majorHAnsi" w:hAnsiTheme="majorHAnsi" w:cstheme="majorHAnsi"/>
-          <w:lang w:val="pt-BR"/>
-        </w:rPr>
-        <w:t>veículo</w:t>
-      </w:r>
-      <w:r>
-        <w:rPr>
-          <w:rFonts w:asciiTheme="majorHAnsi" w:hAnsiTheme="majorHAnsi" w:cstheme="majorHAnsi"/>
-          <w:lang w:val="pt-BR"/>
-        </w:rPr>
-        <w:t xml:space="preserve">, conforme consta no manual do fabricante. </w:t>
+        <w:t xml:space="preserve">5.1. O Comprador se declara ciente que adquiriu veículo usado, e que o vistoriou e o aceitou no estado de conservação em que se encontra-se responsabilizando, desta forma, pela manutenção periódica do veículo, conforme consta no manual do fabricante. </w:t>
       </w:r>
     </w:p>
     <w:p>
@@ -1197,21 +903,7 @@
           <w:rFonts w:asciiTheme="majorHAnsi" w:hAnsiTheme="majorHAnsi" w:cstheme="majorHAnsi"/>
           <w:lang w:val="pt-BR"/>
         </w:rPr>
-        <w:t xml:space="preserve">6.1. Extingue-se a garantia </w:t>
-      </w:r>
-      <w:r>
-        <w:rPr>
-          <w:rFonts w:asciiTheme="majorHAnsi" w:hAnsiTheme="majorHAnsi" w:cstheme="majorHAnsi"/>
-          <w:lang w:val="pt-BR"/>
-        </w:rPr>
-        <w:t>após</w:t>
-      </w:r>
-      <w:r>
-        <w:rPr>
-          <w:rFonts w:asciiTheme="majorHAnsi" w:hAnsiTheme="majorHAnsi" w:cstheme="majorHAnsi"/>
-          <w:lang w:val="pt-BR"/>
-        </w:rPr>
-        <w:t xml:space="preserve"> o vencimento do prazo assinalado no item 2.1 </w:t>
+        <w:t xml:space="preserve">6.1. Extingue-se a garantia após o vencimento do prazo assinalado no item 2.1 </w:t>
       </w:r>
     </w:p>
     <w:p>
@@ -1227,14 +919,7 @@
           <w:rFonts w:asciiTheme="majorHAnsi" w:hAnsiTheme="majorHAnsi" w:cstheme="majorHAnsi"/>
           <w:lang w:val="pt-BR"/>
         </w:rPr>
-        <w:t xml:space="preserve">6.2. </w:t>
-      </w:r>
-      <w:r>
-        <w:rPr>
-          <w:rFonts w:asciiTheme="majorHAnsi" w:hAnsiTheme="majorHAnsi" w:cstheme="majorHAnsi"/>
-          <w:lang w:val="pt-BR"/>
-        </w:rPr>
-        <w:t xml:space="preserve">Extingue-se a garantia, a qualquer tempo, se ficar verificado que: </w:t>
+        <w:t xml:space="preserve">6.2. Extingue-se a garantia, a qualquer tempo, se ficar verificado que: </w:t>
       </w:r>
     </w:p>
     <w:p>
@@ -1251,21 +936,7 @@
           <w:rFonts w:asciiTheme="majorHAnsi" w:hAnsiTheme="majorHAnsi" w:cstheme="majorHAnsi"/>
           <w:lang w:val="pt-BR"/>
         </w:rPr>
-        <w:t xml:space="preserve">6.2.1. Modificação ou alteração do </w:t>
-      </w:r>
-      <w:r>
-        <w:rPr>
-          <w:rFonts w:asciiTheme="majorHAnsi" w:hAnsiTheme="majorHAnsi" w:cstheme="majorHAnsi"/>
-          <w:lang w:val="pt-BR"/>
-        </w:rPr>
-        <w:t>veículo</w:t>
-      </w:r>
-      <w:r>
-        <w:rPr>
-          <w:rFonts w:asciiTheme="majorHAnsi" w:hAnsiTheme="majorHAnsi" w:cstheme="majorHAnsi"/>
-          <w:lang w:val="pt-BR"/>
-        </w:rPr>
-        <w:t xml:space="preserve"> ou agregado, com exceção daquelas executadas por recomendações da BROTHERS MULTIMARCAS). </w:t>
+        <w:t xml:space="preserve">6.2.1. Modificação ou alteração do veículo ou agregado, com exceção daquelas executadas por recomendações da BROTHERS MULTIMARCAS). </w:t>
       </w:r>
     </w:p>
     <w:p>
@@ -1316,21 +987,7 @@
           <w:rFonts w:asciiTheme="majorHAnsi" w:hAnsiTheme="majorHAnsi" w:cstheme="majorHAnsi"/>
           <w:lang w:val="pt-BR"/>
         </w:rPr>
-        <w:t xml:space="preserve">6.2.4. Se o </w:t>
-      </w:r>
-      <w:r>
-        <w:rPr>
-          <w:rFonts w:asciiTheme="majorHAnsi" w:hAnsiTheme="majorHAnsi" w:cstheme="majorHAnsi"/>
-          <w:lang w:val="pt-BR"/>
-        </w:rPr>
-        <w:t>veículo</w:t>
-      </w:r>
-      <w:r>
-        <w:rPr>
-          <w:rFonts w:asciiTheme="majorHAnsi" w:hAnsiTheme="majorHAnsi" w:cstheme="majorHAnsi"/>
-          <w:lang w:val="pt-BR"/>
-        </w:rPr>
-        <w:t xml:space="preserve"> for destinado à locação ou taxi. </w:t>
+        <w:t xml:space="preserve">6.2.4. Se o veículo for destinado à locação ou taxi. </w:t>
       </w:r>
     </w:p>
     <w:p>
@@ -1347,21 +1004,7 @@
           <w:rFonts w:asciiTheme="majorHAnsi" w:hAnsiTheme="majorHAnsi" w:cstheme="majorHAnsi"/>
           <w:lang w:val="pt-BR"/>
         </w:rPr>
-        <w:t xml:space="preserve">6.2.5. Utilização de combustível adulterado ou de combustível não compatível com o </w:t>
-      </w:r>
-      <w:r>
-        <w:rPr>
-          <w:rFonts w:asciiTheme="majorHAnsi" w:hAnsiTheme="majorHAnsi" w:cstheme="majorHAnsi"/>
-          <w:lang w:val="pt-BR"/>
-        </w:rPr>
-        <w:t>veículo</w:t>
-      </w:r>
-      <w:r>
-        <w:rPr>
-          <w:rFonts w:asciiTheme="majorHAnsi" w:hAnsiTheme="majorHAnsi" w:cstheme="majorHAnsi"/>
-          <w:lang w:val="pt-BR"/>
-        </w:rPr>
-        <w:t xml:space="preserve">. </w:t>
+        <w:t xml:space="preserve">6.2.5. Utilização de combustível adulterado ou de combustível não compatível com o veículo. </w:t>
       </w:r>
     </w:p>
     <w:p>
@@ -1378,39 +1021,7 @@
           <w:rFonts w:asciiTheme="majorHAnsi" w:hAnsiTheme="majorHAnsi" w:cstheme="majorHAnsi"/>
           <w:lang w:val="pt-BR"/>
         </w:rPr>
-        <w:t>6.2.6. Instalação de kit-</w:t>
-      </w:r>
-      <w:proofErr w:type="spellStart"/>
-      <w:r>
-        <w:rPr>
-          <w:rFonts w:asciiTheme="majorHAnsi" w:hAnsiTheme="majorHAnsi" w:cstheme="majorHAnsi"/>
-          <w:lang w:val="pt-BR"/>
-        </w:rPr>
-        <w:t>gas</w:t>
-      </w:r>
-      <w:proofErr w:type="spellEnd"/>
-      <w:r>
-        <w:rPr>
-          <w:rFonts w:asciiTheme="majorHAnsi" w:hAnsiTheme="majorHAnsi" w:cstheme="majorHAnsi"/>
-          <w:lang w:val="pt-BR"/>
-        </w:rPr>
-        <w:t xml:space="preserve"> (gás natural veicular) ou kit-</w:t>
-      </w:r>
-      <w:proofErr w:type="spellStart"/>
-      <w:r>
-        <w:rPr>
-          <w:rFonts w:asciiTheme="majorHAnsi" w:hAnsiTheme="majorHAnsi" w:cstheme="majorHAnsi"/>
-          <w:lang w:val="pt-BR"/>
-        </w:rPr>
-        <w:t>flex</w:t>
-      </w:r>
-      <w:proofErr w:type="spellEnd"/>
-      <w:r>
-        <w:rPr>
-          <w:rFonts w:asciiTheme="majorHAnsi" w:hAnsiTheme="majorHAnsi" w:cstheme="majorHAnsi"/>
-          <w:lang w:val="pt-BR"/>
-        </w:rPr>
-        <w:t xml:space="preserve"> (bicombustível). </w:t>
+        <w:t>6.2.6. Instalação de kit-gas (gás natural veicular) ou kit-flex (bicombustível). </w:t>
       </w:r>
     </w:p>
     <w:p>
@@ -1427,21 +1038,7 @@
           <w:rFonts w:asciiTheme="majorHAnsi" w:hAnsiTheme="majorHAnsi" w:cstheme="majorHAnsi"/>
           <w:lang w:val="pt-BR"/>
         </w:rPr>
-        <w:t xml:space="preserve">6.2.7. </w:t>
-      </w:r>
-      <w:r>
-        <w:rPr>
-          <w:rFonts w:asciiTheme="majorHAnsi" w:hAnsiTheme="majorHAnsi" w:cstheme="majorHAnsi"/>
-          <w:lang w:val="pt-BR"/>
-        </w:rPr>
-        <w:t>Negligência</w:t>
-      </w:r>
-      <w:r>
-        <w:rPr>
-          <w:rFonts w:asciiTheme="majorHAnsi" w:hAnsiTheme="majorHAnsi" w:cstheme="majorHAnsi"/>
-          <w:lang w:val="pt-BR"/>
-        </w:rPr>
-        <w:t xml:space="preserve"> na manutenção (falta de óleo ou água) e utilização de lubrificantes não recomendados pelo fabricante. </w:t>
+        <w:t xml:space="preserve">6.2.7. Negligência na manutenção (falta de óleo ou água) e utilização de lubrificantes não recomendados pelo fabricante. </w:t>
       </w:r>
     </w:p>
     <w:p>
@@ -1486,35 +1083,7 @@
           <w:rFonts w:asciiTheme="majorHAnsi" w:hAnsiTheme="majorHAnsi" w:cstheme="majorHAnsi"/>
           <w:lang w:val="pt-BR"/>
         </w:rPr>
-        <w:t xml:space="preserve">7.1. A presente garantia se restringe exclusivamente ao </w:t>
-      </w:r>
-      <w:r>
-        <w:rPr>
-          <w:rFonts w:asciiTheme="majorHAnsi" w:hAnsiTheme="majorHAnsi" w:cstheme="majorHAnsi"/>
-          <w:lang w:val="pt-BR"/>
-        </w:rPr>
-        <w:t>veículo</w:t>
-      </w:r>
-      <w:r>
-        <w:rPr>
-          <w:rFonts w:asciiTheme="majorHAnsi" w:hAnsiTheme="majorHAnsi" w:cstheme="majorHAnsi"/>
-          <w:lang w:val="pt-BR"/>
-        </w:rPr>
-        <w:t xml:space="preserve">, e as </w:t>
-      </w:r>
-      <w:r>
-        <w:rPr>
-          <w:rFonts w:asciiTheme="majorHAnsi" w:hAnsiTheme="majorHAnsi" w:cstheme="majorHAnsi"/>
-          <w:lang w:val="pt-BR"/>
-        </w:rPr>
-        <w:t>peças</w:t>
-      </w:r>
-      <w:r>
-        <w:rPr>
-          <w:rFonts w:asciiTheme="majorHAnsi" w:hAnsiTheme="majorHAnsi" w:cstheme="majorHAnsi"/>
-          <w:lang w:val="pt-BR"/>
-        </w:rPr>
-        <w:t xml:space="preserve"> e componentes mencionados nos itens 1.2 e 1.3. </w:t>
+        <w:t xml:space="preserve">7.1. A presente garantia se restringe exclusivamente ao veículo, e as peças e componentes mencionados nos itens 1.2 e 1.3. </w:t>
       </w:r>
     </w:p>
     <w:p>
@@ -1559,16 +1128,34 @@
           <w:bCs/>
           <w:lang w:val="pt-BR"/>
         </w:rPr>
-        <w:t>8. DADOS DE RETIRADA DO VEÍCULO</w:t>
+        <w:t>8. DADOS DE RETIRADA DO VEÍCULO:</w:t>
       </w:r>
-      <w:r>
+    </w:p>
+    <w:p>
+      <w:pPr>
+        <w:spacing w:after="0" w:line="240" w:lineRule="auto"/>
         <w:rPr>
           <w:rFonts w:asciiTheme="majorHAnsi" w:hAnsiTheme="majorHAnsi" w:cstheme="majorHAnsi"/>
           <w:b/>
           <w:bCs/>
           <w:lang w:val="pt-BR"/>
         </w:rPr>
-        <w:t>:</w:t>
+      </w:pPr>
+    </w:p>
+    <w:p>
+      <w:pPr>
+        <w:spacing w:after="0" w:line="240" w:lineRule="auto"/>
+        <w:rPr>
+          <w:rFonts w:asciiTheme="majorHAnsi" w:hAnsiTheme="majorHAnsi" w:cstheme="majorHAnsi"/>
+          <w:lang w:val="pt-BR"/>
+        </w:rPr>
+      </w:pPr>
+      <w:r>
+        <w:rPr>
+          <w:rFonts w:asciiTheme="majorHAnsi" w:hAnsiTheme="majorHAnsi" w:cstheme="majorHAnsi"/>
+          <w:lang w:val="pt-BR"/>
+        </w:rPr>
+        <w:t xml:space="preserve">Data da Retirada: ___/_____/_____; Hora da Retirada: ____h:____ m;  KM: ___________________. </w:t>
       </w:r>
     </w:p>
     <w:p>
@@ -1576,147 +1163,15 @@
         <w:spacing w:after="0" w:line="240" w:lineRule="auto"/>
         <w:rPr>
           <w:rFonts w:asciiTheme="majorHAnsi" w:hAnsiTheme="majorHAnsi" w:cstheme="majorHAnsi"/>
-          <w:b/>
-          <w:bCs/>
           <w:lang w:val="pt-BR"/>
         </w:rPr>
       </w:pPr>
-    </w:p>
-    <w:p>
-      <w:pPr>
-        <w:spacing w:after="0" w:line="240" w:lineRule="auto"/>
+      <w:r>
         <w:rPr>
           <w:rFonts w:asciiTheme="majorHAnsi" w:hAnsiTheme="majorHAnsi" w:cstheme="majorHAnsi"/>
           <w:lang w:val="pt-BR"/>
         </w:rPr>
-      </w:pPr>
-      <w:r>
-        <w:rPr>
-          <w:rFonts w:asciiTheme="majorHAnsi" w:hAnsiTheme="majorHAnsi" w:cstheme="majorHAnsi"/>
-          <w:lang w:val="pt-BR"/>
-        </w:rPr>
-        <w:t xml:space="preserve">Data da Retirada: </w:t>
-      </w:r>
-      <w:r>
-        <w:rPr>
-          <w:rFonts w:asciiTheme="majorHAnsi" w:hAnsiTheme="majorHAnsi" w:cstheme="majorHAnsi"/>
-          <w:lang w:val="pt-BR"/>
-        </w:rPr>
-        <w:t>_</w:t>
-      </w:r>
-      <w:r>
-        <w:rPr>
-          <w:rFonts w:asciiTheme="majorHAnsi" w:hAnsiTheme="majorHAnsi" w:cstheme="majorHAnsi"/>
-          <w:lang w:val="pt-BR"/>
-        </w:rPr>
-        <w:t>__/_____/</w:t>
-      </w:r>
-      <w:r>
-        <w:rPr>
-          <w:rFonts w:asciiTheme="majorHAnsi" w:hAnsiTheme="majorHAnsi" w:cstheme="majorHAnsi"/>
-          <w:lang w:val="pt-BR"/>
-        </w:rPr>
-        <w:t>__</w:t>
-      </w:r>
-      <w:r>
-        <w:rPr>
-          <w:rFonts w:asciiTheme="majorHAnsi" w:hAnsiTheme="majorHAnsi" w:cstheme="majorHAnsi"/>
-          <w:lang w:val="pt-BR"/>
-        </w:rPr>
-        <w:t>___; Hora da Retirada: __</w:t>
-      </w:r>
-      <w:r>
-        <w:rPr>
-          <w:rFonts w:asciiTheme="majorHAnsi" w:hAnsiTheme="majorHAnsi" w:cstheme="majorHAnsi"/>
-          <w:lang w:val="pt-BR"/>
-        </w:rPr>
-        <w:t>__</w:t>
-      </w:r>
-      <w:r>
-        <w:rPr>
-          <w:rFonts w:asciiTheme="majorHAnsi" w:hAnsiTheme="majorHAnsi" w:cstheme="majorHAnsi"/>
-          <w:lang w:val="pt-BR"/>
-        </w:rPr>
-        <w:t>h:</w:t>
-      </w:r>
-      <w:r>
-        <w:rPr>
-          <w:rFonts w:asciiTheme="majorHAnsi" w:hAnsiTheme="majorHAnsi" w:cstheme="majorHAnsi"/>
-          <w:lang w:val="pt-BR"/>
-        </w:rPr>
-        <w:t>__</w:t>
-      </w:r>
-      <w:r>
-        <w:rPr>
-          <w:rFonts w:asciiTheme="majorHAnsi" w:hAnsiTheme="majorHAnsi" w:cstheme="majorHAnsi"/>
-          <w:lang w:val="pt-BR"/>
-        </w:rPr>
-        <w:t xml:space="preserve">__ m; </w:t>
-      </w:r>
-      <w:r>
-        <w:rPr>
-          <w:rFonts w:asciiTheme="majorHAnsi" w:hAnsiTheme="majorHAnsi" w:cstheme="majorHAnsi"/>
-          <w:lang w:val="pt-BR"/>
-        </w:rPr>
-        <w:t xml:space="preserve"> </w:t>
-      </w:r>
-      <w:r>
-        <w:rPr>
-          <w:rFonts w:asciiTheme="majorHAnsi" w:hAnsiTheme="majorHAnsi" w:cstheme="majorHAnsi"/>
-          <w:lang w:val="pt-BR"/>
-        </w:rPr>
-        <w:t>KM</w:t>
-      </w:r>
-      <w:r>
-        <w:rPr>
-          <w:rFonts w:asciiTheme="majorHAnsi" w:hAnsiTheme="majorHAnsi" w:cstheme="majorHAnsi"/>
-          <w:lang w:val="pt-BR"/>
-        </w:rPr>
-        <w:t xml:space="preserve">: </w:t>
-      </w:r>
-      <w:r>
-        <w:rPr>
-          <w:rFonts w:asciiTheme="majorHAnsi" w:hAnsiTheme="majorHAnsi" w:cstheme="majorHAnsi"/>
-          <w:lang w:val="pt-BR"/>
-        </w:rPr>
-        <w:t>______________</w:t>
-      </w:r>
-      <w:r>
-        <w:rPr>
-          <w:rFonts w:asciiTheme="majorHAnsi" w:hAnsiTheme="majorHAnsi" w:cstheme="majorHAnsi"/>
-          <w:lang w:val="pt-BR"/>
-        </w:rPr>
-        <w:t xml:space="preserve">_____. </w:t>
-      </w:r>
-    </w:p>
-    <w:p>
-      <w:pPr>
-        <w:spacing w:after="0" w:line="240" w:lineRule="auto"/>
-        <w:rPr>
-          <w:rFonts w:asciiTheme="majorHAnsi" w:hAnsiTheme="majorHAnsi" w:cstheme="majorHAnsi"/>
-          <w:lang w:val="pt-BR"/>
-        </w:rPr>
-      </w:pPr>
-      <w:r>
-        <w:rPr>
-          <w:rFonts w:asciiTheme="majorHAnsi" w:hAnsiTheme="majorHAnsi" w:cstheme="majorHAnsi"/>
-          <w:lang w:val="pt-BR"/>
-        </w:rPr>
-        <w:t xml:space="preserve">Declaro para todos os fins que tomei conhecimento de todas as </w:t>
-      </w:r>
-      <w:r>
-        <w:rPr>
-          <w:rFonts w:asciiTheme="majorHAnsi" w:hAnsiTheme="majorHAnsi" w:cstheme="majorHAnsi"/>
-          <w:lang w:val="pt-BR"/>
-        </w:rPr>
-        <w:t>cláusulas</w:t>
-      </w:r>
-      <w:r>
-        <w:rPr>
-          <w:rFonts w:asciiTheme="majorHAnsi" w:hAnsiTheme="majorHAnsi" w:cstheme="majorHAnsi"/>
-          <w:lang w:val="pt-BR"/>
-        </w:rPr>
-        <w:t xml:space="preserve"> e parágrafos exposto neste documento, e que as mesmas me foram esclarecidas pelo vendedor no ato da compra, nada tendo a reclamar em tempo</w:t>
+        <w:t xml:space="preserve">Declaro para todos os fins que tomei conhecimento de todas as cláusulas e parágrafos exposto neste documento, e que as mesmas me foram esclarecidas pelo vendedor no ato da compra, nada tendo a reclamar em tempo</w:t>
       </w:r>
     </w:p>
     <w:p>
@@ -1873,16 +1328,7 @@
                                 <w:bCs/>
                                 <w:color w:val="808080" w:themeColor="background1" w:themeShade="80"/>
                               </w:rPr>
-                              <w:t xml:space="preserve">Dados do </w:t>
-                            </w:r>
-                            <w:proofErr w:type="spellStart"/>
-                            <w:r>
-                              <w:rPr>
-                                <w:b/>
-                                <w:bCs/>
-                                <w:color w:val="808080" w:themeColor="background1" w:themeShade="80"/>
-                              </w:rPr>
-                              <w:t>Veículo</w:t>
+                              <w:t xml:space="preserve">Dados do Veículo</w:t>
                             </w:r>
                             <w:proofErr w:type="spellEnd"/>
                           </w:p>
@@ -1925,16 +1371,7 @@
                           <w:bCs/>
                           <w:color w:val="808080" w:themeColor="background1" w:themeShade="80"/>
                         </w:rPr>
-                        <w:t xml:space="preserve">Dados do </w:t>
-                      </w:r>
-                      <w:proofErr w:type="spellStart"/>
-                      <w:r>
-                        <w:rPr>
-                          <w:b/>
-                          <w:bCs/>
-                          <w:color w:val="808080" w:themeColor="background1" w:themeShade="80"/>
-                        </w:rPr>
-                        <w:t>Veículo</w:t>
+                        <w:t xml:space="preserve">Dados do Veículo</w:t>
                       </w:r>
                       <w:proofErr w:type="spellEnd"/>
                     </w:p>
@@ -1966,9 +1403,11 @@
       <w:r>
         <w:rPr>
           <w:rFonts w:asciiTheme="majorHAnsi" w:hAnsiTheme="majorHAnsi" w:cstheme="majorHAnsi"/>
+          <w:b/>
+          <w:bCs/>
           <w:lang w:val="pt-BR"/>
         </w:rPr>
-        <w:t xml:space="preserve">Marca: {{Marca}}</w:t>
+        <w:t>Marca: {{Marca}}</w:t>
       </w:r>
     </w:p>
     <w:p>
@@ -1982,9 +1421,11 @@
       <w:r>
         <w:rPr>
           <w:rFonts w:asciiTheme="majorHAnsi" w:hAnsiTheme="majorHAnsi" w:cstheme="majorHAnsi"/>
+          <w:b/>
+          <w:bCs/>
           <w:lang w:val="pt-BR"/>
         </w:rPr>
-        <w:t xml:space="preserve">Modelo: {{Modelo}}             Versão: {{Versão}}</w:t>
+        <w:t>Modelo: {{Modelo}}             Versão: {{Versão}}</w:t>
       </w:r>
     </w:p>
     <w:p>
@@ -1998,9 +1439,11 @@
       <w:r>
         <w:rPr>
           <w:rFonts w:asciiTheme="majorHAnsi" w:hAnsiTheme="majorHAnsi" w:cstheme="majorHAnsi"/>
+          <w:b/>
+          <w:bCs/>
           <w:lang w:val="pt-BR"/>
         </w:rPr>
-        <w:t xml:space="preserve">Ano Fabricação: {{Ano Fabricação}}      Ano Modelo: {{Ano Modelo}}     Cor: {{Cor}}</w:t>
+        <w:t>Ano Fabricação: {{Ano Fabricação}}      Ano Modelo: {{Ano Modelo}}     Cor: {{Cor}}</w:t>
       </w:r>
     </w:p>
     <w:p>
@@ -2014,9 +1457,11 @@
       <w:r>
         <w:rPr>
           <w:rFonts w:asciiTheme="majorHAnsi" w:hAnsiTheme="majorHAnsi" w:cstheme="majorHAnsi"/>
+          <w:b/>
+          <w:bCs/>
           <w:lang w:val="pt-BR"/>
         </w:rPr>
-        <w:t xml:space="preserve">Placa: {{Placa}}        Chassi: {{Chassi}}                            Renavan: {{Renavam}} </w:t>
+        <w:t>Placa: {{Placa}}        Chassi: {{Chassi}}                            Renavan: {{Renavam}} </w:t>
       </w:r>
     </w:p>
     <w:p>
@@ -2030,9 +1475,11 @@
       <w:r>
         <w:rPr>
           <w:rFonts w:asciiTheme="majorHAnsi" w:hAnsiTheme="majorHAnsi" w:cstheme="majorHAnsi"/>
+          <w:b/>
+          <w:bCs/>
           <w:lang w:val="pt-BR"/>
         </w:rPr>
-        <w:t xml:space="preserve">Km Atual: {{KM}}</w:t>
+        <w:t>Km Atual: {{KM}}</w:t>
       </w:r>
     </w:p>
     <w:p>
@@ -2067,8 +1514,11 @@
       </w:pPr>
       <w:r>
         <w:rPr>
+          <w:b/>
+          <w:bCs/>
           <w:lang w:val="pt-BR"/>
         </w:rPr>
+        <w:lastRenderedPageBreak/>
         <w:t xml:space="preserve">Guarulhos, {{Data da Venda}}.</w:t>
       </w:r>
     </w:p>
@@ -2119,9 +1569,11 @@
       </w:pPr>
       <w:r>
         <w:rPr>
+          <w:b/>
+          <w:bCs/>
           <w:lang w:val="pt-BR"/>
         </w:rPr>
-        <w:t xml:space="preserve">Cliente: {{Nome do Cliente}}CPF: {{{CPF}}}</w:t>
+        <w:t>Cliente: {{Nome do Cliente}}CPF: {{CPF}}</w:t>
       </w:r>
     </w:p>
     <w:p>
@@ -2263,25 +1715,7 @@
         <w:rPr>
           <w:lang w:val="pt-BR"/>
         </w:rPr>
-        <w:t>___________</w:t>
-      </w:r>
-      <w:r>
-        <w:rPr>
-          <w:lang w:val="pt-BR"/>
-        </w:rPr>
-        <w:t>______________</w:t>
-      </w:r>
-      <w:r>
-        <w:rPr>
-          <w:lang w:val="pt-BR"/>
-        </w:rPr>
-        <w:t>__________ - CPF: ________</w:t>
-      </w:r>
-      <w:r>
-        <w:rPr>
-          <w:lang w:val="pt-BR"/>
-        </w:rPr>
-        <w:t>______</w:t>
+        <w:t>___________________________________ - CPF: ______________</w:t>
       </w:r>
     </w:p>
     <w:p>
@@ -2298,31 +1732,7 @@
         <w:rPr>
           <w:lang w:val="pt-BR"/>
         </w:rPr>
-        <w:t>____________________</w:t>
-      </w:r>
-      <w:r>
-        <w:rPr>
-          <w:lang w:val="pt-BR"/>
-        </w:rPr>
-        <w:t>______________</w:t>
-      </w:r>
-      <w:r>
-        <w:rPr>
-          <w:lang w:val="pt-BR"/>
-        </w:rPr>
-        <w:t>_ - CPF: _______</w:t>
-      </w:r>
-      <w:r>
-        <w:rPr>
-          <w:lang w:val="pt-BR"/>
-        </w:rPr>
-        <w:t>______</w:t>
-      </w:r>
-      <w:r>
-        <w:rPr>
-          <w:lang w:val="pt-BR"/>
-        </w:rPr>
-        <w:t>_</w:t>
+        <w:t>___________________________________ - CPF: ______________</w:t>
       </w:r>
     </w:p>
     <w:p>
